--- a/assets/CV_Pietushkov_EN.docx
+++ b/assets/CV_Pietushkov_EN.docx
@@ -2,59 +2,180 @@
 <file path=word/document.xml><?xml version="1.0" encoding="utf-8"?>
 <w:document xmlns:wpc="http://schemas.microsoft.com/office/word/2010/wordprocessingCanvas" xmlns:mc="http://schemas.openxmlformats.org/markup-compatibility/2006" xmlns:o="urn:schemas-microsoft-com:office:office" xmlns:r="http://schemas.openxmlformats.org/officeDocument/2006/relationships" xmlns:m="http://schemas.openxmlformats.org/officeDocument/2006/math" xmlns:v="urn:schemas-microsoft-com:vml" xmlns:wp14="http://schemas.microsoft.com/office/word/2010/wordprocessingDrawing" xmlns:wp="http://schemas.openxmlformats.org/drawingml/2006/wordprocessingDrawing" xmlns:w10="urn:schemas-microsoft-com:office:word" xmlns:w="http://schemas.openxmlformats.org/wordprocessingml/2006/main" xmlns:w14="http://schemas.microsoft.com/office/word/2010/wordml" xmlns:w15="http://schemas.microsoft.com/office/word/2012/wordml" xmlns:wpg="http://schemas.microsoft.com/office/word/2010/wordprocessingGroup" xmlns:wpi="http://schemas.microsoft.com/office/word/2010/wordprocessingInk" xmlns:wne="http://schemas.microsoft.com/office/word/2006/wordml" xmlns:wps="http://schemas.microsoft.com/office/word/2010/wordprocessingShape" xmlns:cx="http://schemas.microsoft.com/office/drawing/2014/chartex" xmlns:cx1="http://schemas.microsoft.com/office/drawing/2015/9/8/chartex" xmlns:cx2="http://schemas.microsoft.com/office/drawing/2015/10/21/chartex" xmlns:cx3="http://schemas.microsoft.com/office/drawing/2016/5/9/chartex" xmlns:cx4="http://schemas.microsoft.com/office/drawing/2016/5/10/chartex" xmlns:cx5="http://schemas.microsoft.com/office/drawing/2016/5/11/chartex" xmlns:cx6="http://schemas.microsoft.com/office/drawing/2016/5/12/chartex" xmlns:cx7="http://schemas.microsoft.com/office/drawing/2016/5/13/chartex" xmlns:cx8="http://schemas.microsoft.com/office/drawing/2016/5/14/chartex" xmlns:aink="http://schemas.microsoft.com/office/drawing/2016/ink" xmlns:am3d="http://schemas.microsoft.com/office/drawing/2017/model3d" xmlns:w16cex="http://schemas.microsoft.com/office/word/2018/wordml/cex" xmlns:w16cid="http://schemas.microsoft.com/office/word/2016/wordml/cid" xmlns:w16="http://schemas.microsoft.com/office/word/2018/wordml" xmlns:w16sdtdh="http://schemas.microsoft.com/office/word/2020/wordml/sdtdatahash" xmlns:w16se="http://schemas.microsoft.com/office/word/2015/wordml/symex" mc:Ignorable="w14 w15 wp14">
   <w:body>
-    <w:p>
-      <w:pPr>
-        <w:spacing w:after="30"/>
-      </w:pPr>
-      <w:r>
-        <w:rPr>
-          <w:rFonts w:ascii="Arial" w:cs="Arial" w:eastAsia="Arial" w:hAnsi="Arial"/>
-          <w:b/>
-          <w:bCs/>
-          <w:color w:val="1F3864"/>
-          <w:sz w:val="44"/>
-          <w:szCs w:val="44"/>
-        </w:rPr>
-        <w:t xml:space="preserve">Oleksandr Pietushkov</w:t>
-      </w:r>
-    </w:p>
-    <w:p>
-      <w:pPr>
-        <w:spacing w:after="40"/>
-      </w:pPr>
-      <w:r>
-        <w:rPr>
-          <w:rFonts w:ascii="Arial" w:cs="Arial" w:eastAsia="Arial" w:hAnsi="Arial"/>
-          <w:color w:val="1F3864"/>
-          <w:sz w:val="21"/>
-          <w:szCs w:val="21"/>
-        </w:rPr>
-        <w:t xml:space="preserve">Chief Executive Officer  ·  Manufacturing &amp; Industrial Operations  ·  Investment &amp; Project Management</w:t>
-      </w:r>
-    </w:p>
+    <w:tbl>
+      <w:tblPr>
+        <w:tblW w:type="dxa" w:w="9746"/>
+        <w:tblBorders>
+          <w:top w:val="none"/>
+          <w:left w:val="none"/>
+          <w:bottom w:val="none"/>
+          <w:right w:val="none"/>
+          <w:insideH w:val="none"/>
+          <w:insideV w:val="none"/>
+        </w:tblBorders>
+      </w:tblPr>
+      <w:tblGrid>
+        <w:gridCol w:w="7996"/>
+        <w:gridCol w:w="1750"/>
+      </w:tblGrid>
+      <w:tr>
+        <w:tc>
+          <w:tcPr>
+            <w:tcW w:type="dxa" w:w="7996"/>
+            <w:tcBorders>
+              <w:top w:val="none"/>
+              <w:left w:val="none"/>
+              <w:bottom w:val="none"/>
+              <w:right w:val="none"/>
+            </w:tcBorders>
+            <w:tcMar>
+              <w:top w:type="dxa" w:w="0"/>
+              <w:left w:type="dxa" w:w="0"/>
+              <w:bottom w:type="dxa" w:w="0"/>
+              <w:right w:type="dxa" w:w="80"/>
+            </w:tcMar>
+            <w:vAlign w:val="top"/>
+          </w:tcPr>
+          <w:p>
+            <w:pPr>
+              <w:spacing w:after="30"/>
+            </w:pPr>
+            <w:r>
+              <w:rPr>
+                <w:rFonts w:ascii="Arial" w:cs="Arial" w:eastAsia="Arial" w:hAnsi="Arial"/>
+                <w:b/>
+                <w:bCs/>
+                <w:color w:val="1F3864"/>
+                <w:sz w:val="44"/>
+                <w:szCs w:val="44"/>
+              </w:rPr>
+              <w:t xml:space="preserve">Oleksandr Pietushkov</w:t>
+            </w:r>
+          </w:p>
+          <w:p>
+            <w:pPr>
+              <w:spacing w:after="40"/>
+            </w:pPr>
+            <w:r>
+              <w:rPr>
+                <w:rFonts w:ascii="Arial" w:cs="Arial" w:eastAsia="Arial" w:hAnsi="Arial"/>
+                <w:color w:val="1F3864"/>
+                <w:sz w:val="21"/>
+                <w:szCs w:val="21"/>
+              </w:rPr>
+              <w:t xml:space="preserve">Chief Executive Officer  ·  Manufacturing &amp; Industrial Operations  ·  Investment &amp; Project Management</w:t>
+            </w:r>
+          </w:p>
+          <w:p>
+            <w:pPr>
+              <w:spacing w:after="0"/>
+            </w:pPr>
+            <w:r>
+              <w:rPr>
+                <w:rFonts w:ascii="Arial" w:cs="Arial" w:eastAsia="Arial" w:hAnsi="Arial"/>
+                <w:color w:val="595959"/>
+                <w:sz w:val="19"/>
+                <w:szCs w:val="19"/>
+              </w:rPr>
+              <w:t xml:space="preserve">+380 67 245 0290   ·   strateglab@gmail.com   ·   Born 09 January 1978</w:t>
+            </w:r>
+          </w:p>
+        </w:tc>
+        <w:tc>
+          <w:tcPr>
+            <w:tcW w:type="dxa" w:w="1750"/>
+            <w:tcBorders>
+              <w:top w:val="none"/>
+              <w:left w:val="none"/>
+              <w:bottom w:val="none"/>
+              <w:right w:val="none"/>
+            </w:tcBorders>
+            <w:tcMar>
+              <w:top w:type="dxa" w:w="0"/>
+              <w:left w:type="dxa" w:w="0"/>
+              <w:bottom w:type="dxa" w:w="0"/>
+              <w:right w:type="dxa" w:w="0"/>
+            </w:tcMar>
+            <w:vAlign w:val="top"/>
+          </w:tcPr>
+          <w:p>
+            <w:pPr>
+              <w:spacing w:after="10"/>
+              <w:jc w:val="right"/>
+            </w:pPr>
+            <w:r>
+              <w:drawing>
+                <wp:inline distT="0" distB="0" distL="0" distR="0">
+                  <wp:extent cx="819150" cy="819150"/>
+                  <wp:effectExtent t="0" r="0" b="0" l="0"/>
+                  <wp:docPr id="1" name="" descr="" title=""/>
+                  <wp:cNvGraphicFramePr>
+                    <a:graphicFrameLocks xmlns:a="http://schemas.openxmlformats.org/drawingml/2006/main" noChangeAspect="1"/>
+                  </wp:cNvGraphicFramePr>
+                  <a:graphic xmlns:a="http://schemas.openxmlformats.org/drawingml/2006/main">
+                    <a:graphicData uri="http://schemas.openxmlformats.org/drawingml/2006/picture">
+                      <pic:pic xmlns:pic="http://schemas.openxmlformats.org/drawingml/2006/picture">
+                        <pic:nvPicPr>
+                          <pic:cNvPr id="0" name="" descr=""/>
+                          <pic:cNvPicPr>
+                            <a:picLocks noChangeAspect="1" noChangeArrowheads="1"/>
+                          </pic:cNvPicPr>
+                        </pic:nvPicPr>
+                        <pic:blipFill>
+                          <a:blip r:embed="rId7" cstate="none"/>
+                          <a:srcRect/>
+                          <a:stretch>
+                            <a:fillRect/>
+                          </a:stretch>
+                        </pic:blipFill>
+                        <pic:spPr bwMode="auto">
+                          <a:xfrm>
+                            <a:off x="0" y="0"/>
+                            <a:ext cx="819150" cy="819150"/>
+                          </a:xfrm>
+                          <a:prstGeom prst="rect">
+                            <a:avLst/>
+                          </a:prstGeom>
+                        </pic:spPr>
+                      </pic:pic>
+                    </a:graphicData>
+                  </a:graphic>
+                </wp:inline>
+              </w:drawing>
+            </w:r>
+          </w:p>
+          <w:p>
+            <w:pPr>
+              <w:spacing w:after="0"/>
+              <w:jc w:val="right"/>
+            </w:pPr>
+            <w:r>
+              <w:rPr>
+                <w:rFonts w:ascii="Arial" w:cs="Arial" w:eastAsia="Arial" w:hAnsi="Arial"/>
+                <w:color w:val="595959"/>
+                <w:sz w:val="14"/>
+                <w:szCs w:val="14"/>
+              </w:rPr>
+              <w:t xml:space="preserve">Online CV · scan to view</w:t>
+            </w:r>
+          </w:p>
+        </w:tc>
+      </w:tr>
+    </w:tbl>
     <w:p>
       <w:pPr>
         <w:pBdr>
           <w:bottom w:val="single" w:color="1F3864" w:sz="6" w:space="2"/>
         </w:pBdr>
-        <w:spacing w:after="60"/>
-      </w:pPr>
-      <w:r>
-        <w:rPr>
-          <w:rFonts w:ascii="Arial" w:cs="Arial" w:eastAsia="Arial" w:hAnsi="Arial"/>
-          <w:color w:val="595959"/>
-          <w:sz w:val="19"/>
-          <w:szCs w:val="19"/>
-        </w:rPr>
-        <w:t xml:space="preserve">+380 67 245 0290   ·   strateglab@gmail.com   ·   Born 09 January 1978</w:t>
-      </w:r>
+        <w:spacing w:after="34" w:before="24"/>
+      </w:pPr>
     </w:p>
     <w:p>
       <w:pPr>
         <w:pBdr>
           <w:bottom w:val="single" w:color="1F3864" w:sz="6" w:space="2"/>
         </w:pBdr>
-        <w:spacing w:after="62" w:before="118"/>
+        <w:spacing w:after="56" w:before="104"/>
       </w:pPr>
       <w:r>
         <w:rPr>
@@ -87,7 +208,7 @@
         <w:pBdr>
           <w:bottom w:val="single" w:color="1F3864" w:sz="6" w:space="2"/>
         </w:pBdr>
-        <w:spacing w:after="62" w:before="118"/>
+        <w:spacing w:after="56" w:before="104"/>
       </w:pPr>
       <w:r>
         <w:rPr>
@@ -600,7 +721,7 @@
         <w:pBdr>
           <w:bottom w:val="single" w:color="1F3864" w:sz="6" w:space="2"/>
         </w:pBdr>
-        <w:spacing w:after="62" w:before="118"/>
+        <w:spacing w:after="56" w:before="104"/>
       </w:pPr>
       <w:r>
         <w:rPr>
@@ -759,7 +880,7 @@
         <w:pBdr>
           <w:bottom w:val="single" w:color="1F3864" w:sz="6" w:space="2"/>
         </w:pBdr>
-        <w:spacing w:after="62" w:before="118"/>
+        <w:spacing w:after="56" w:before="104"/>
       </w:pPr>
       <w:r>
         <w:rPr>
@@ -778,7 +899,7 @@
         <w:tabs>
           <w:tab w:val="right" w:pos="9746"/>
         </w:tabs>
-        <w:spacing w:after="6" w:before="84"/>
+        <w:spacing w:after="6" w:before="72"/>
       </w:pPr>
       <w:r>
         <w:rPr>
@@ -823,7 +944,7 @@
           <w:ilvl w:val="0"/>
           <w:numId w:val="2"/>
         </w:numPr>
-        <w:spacing w:after="20" w:line="230"/>
+        <w:spacing w:after="14" w:line="224"/>
       </w:pPr>
       <w:r>
         <w:rPr>
@@ -841,7 +962,7 @@
           <w:ilvl w:val="0"/>
           <w:numId w:val="2"/>
         </w:numPr>
-        <w:spacing w:after="20" w:line="230"/>
+        <w:spacing w:after="14" w:line="224"/>
       </w:pPr>
       <w:r>
         <w:rPr>
@@ -857,7 +978,7 @@
         <w:tabs>
           <w:tab w:val="right" w:pos="9746"/>
         </w:tabs>
-        <w:spacing w:after="6" w:before="84"/>
+        <w:spacing w:after="6" w:before="72"/>
       </w:pPr>
       <w:r>
         <w:rPr>
@@ -911,7 +1032,7 @@
           <w:ilvl w:val="0"/>
           <w:numId w:val="2"/>
         </w:numPr>
-        <w:spacing w:after="20" w:line="230"/>
+        <w:spacing w:after="14" w:line="224"/>
       </w:pPr>
       <w:r>
         <w:rPr>
@@ -929,7 +1050,7 @@
           <w:ilvl w:val="0"/>
           <w:numId w:val="2"/>
         </w:numPr>
-        <w:spacing w:after="20" w:line="230"/>
+        <w:spacing w:after="14" w:line="224"/>
       </w:pPr>
       <w:r>
         <w:rPr>
@@ -947,7 +1068,7 @@
           <w:ilvl w:val="0"/>
           <w:numId w:val="2"/>
         </w:numPr>
-        <w:spacing w:after="20" w:line="230"/>
+        <w:spacing w:after="14" w:line="224"/>
       </w:pPr>
       <w:r>
         <w:rPr>
@@ -965,7 +1086,7 @@
           <w:ilvl w:val="0"/>
           <w:numId w:val="2"/>
         </w:numPr>
-        <w:spacing w:after="20" w:line="230"/>
+        <w:spacing w:after="14" w:line="224"/>
       </w:pPr>
       <w:r>
         <w:rPr>
@@ -981,7 +1102,7 @@
         <w:tabs>
           <w:tab w:val="right" w:pos="9746"/>
         </w:tabs>
-        <w:spacing w:after="6" w:before="84"/>
+        <w:spacing w:after="6" w:before="72"/>
       </w:pPr>
       <w:r>
         <w:rPr>
@@ -1035,7 +1156,7 @@
           <w:ilvl w:val="0"/>
           <w:numId w:val="2"/>
         </w:numPr>
-        <w:spacing w:after="20" w:line="230"/>
+        <w:spacing w:after="14" w:line="224"/>
       </w:pPr>
       <w:r>
         <w:rPr>
@@ -1053,7 +1174,7 @@
           <w:ilvl w:val="0"/>
           <w:numId w:val="2"/>
         </w:numPr>
-        <w:spacing w:after="20" w:line="230"/>
+        <w:spacing w:after="14" w:line="224"/>
       </w:pPr>
       <w:r>
         <w:rPr>
@@ -1071,7 +1192,7 @@
           <w:ilvl w:val="0"/>
           <w:numId w:val="2"/>
         </w:numPr>
-        <w:spacing w:after="20" w:line="230"/>
+        <w:spacing w:after="14" w:line="224"/>
       </w:pPr>
       <w:r>
         <w:rPr>
@@ -1089,7 +1210,7 @@
           <w:ilvl w:val="0"/>
           <w:numId w:val="2"/>
         </w:numPr>
-        <w:spacing w:after="20" w:line="230"/>
+        <w:spacing w:after="14" w:line="224"/>
       </w:pPr>
       <w:r>
         <w:rPr>
@@ -1105,7 +1226,7 @@
         <w:tabs>
           <w:tab w:val="right" w:pos="9746"/>
         </w:tabs>
-        <w:spacing w:after="6" w:before="84"/>
+        <w:spacing w:after="6" w:before="72"/>
       </w:pPr>
       <w:r>
         <w:rPr>
@@ -1159,7 +1280,7 @@
           <w:ilvl w:val="0"/>
           <w:numId w:val="2"/>
         </w:numPr>
-        <w:spacing w:after="20" w:line="230"/>
+        <w:spacing w:after="14" w:line="224"/>
       </w:pPr>
       <w:r>
         <w:rPr>
@@ -1177,7 +1298,7 @@
           <w:ilvl w:val="0"/>
           <w:numId w:val="2"/>
         </w:numPr>
-        <w:spacing w:after="20" w:line="230"/>
+        <w:spacing w:after="14" w:line="224"/>
       </w:pPr>
       <w:r>
         <w:rPr>
@@ -1195,7 +1316,7 @@
           <w:ilvl w:val="0"/>
           <w:numId w:val="2"/>
         </w:numPr>
-        <w:spacing w:after="20" w:line="230"/>
+        <w:spacing w:after="14" w:line="224"/>
       </w:pPr>
       <w:r>
         <w:rPr>
@@ -1211,7 +1332,7 @@
         <w:tabs>
           <w:tab w:val="right" w:pos="9746"/>
         </w:tabs>
-        <w:spacing w:after="6" w:before="84"/>
+        <w:spacing w:after="6" w:before="72"/>
       </w:pPr>
       <w:r>
         <w:rPr>
@@ -1265,7 +1386,7 @@
           <w:ilvl w:val="0"/>
           <w:numId w:val="2"/>
         </w:numPr>
-        <w:spacing w:after="20" w:line="230"/>
+        <w:spacing w:after="14" w:line="224"/>
       </w:pPr>
       <w:r>
         <w:rPr>
@@ -1283,7 +1404,7 @@
           <w:ilvl w:val="0"/>
           <w:numId w:val="2"/>
         </w:numPr>
-        <w:spacing w:after="20" w:line="230"/>
+        <w:spacing w:after="14" w:line="224"/>
       </w:pPr>
       <w:r>
         <w:rPr>
@@ -1301,7 +1422,7 @@
           <w:ilvl w:val="0"/>
           <w:numId w:val="2"/>
         </w:numPr>
-        <w:spacing w:after="20" w:line="230"/>
+        <w:spacing w:after="14" w:line="224"/>
       </w:pPr>
       <w:r>
         <w:rPr>
@@ -1319,7 +1440,7 @@
           <w:ilvl w:val="0"/>
           <w:numId w:val="2"/>
         </w:numPr>
-        <w:spacing w:after="20" w:line="230"/>
+        <w:spacing w:after="14" w:line="224"/>
       </w:pPr>
       <w:r>
         <w:rPr>
@@ -1335,7 +1456,7 @@
         <w:tabs>
           <w:tab w:val="right" w:pos="9746"/>
         </w:tabs>
-        <w:spacing w:after="6" w:before="84"/>
+        <w:spacing w:after="6" w:before="72"/>
       </w:pPr>
       <w:r>
         <w:rPr>
@@ -1389,7 +1510,7 @@
           <w:ilvl w:val="0"/>
           <w:numId w:val="2"/>
         </w:numPr>
-        <w:spacing w:after="20" w:line="230"/>
+        <w:spacing w:after="14" w:line="224"/>
       </w:pPr>
       <w:r>
         <w:rPr>
@@ -1407,7 +1528,7 @@
           <w:ilvl w:val="0"/>
           <w:numId w:val="2"/>
         </w:numPr>
-        <w:spacing w:after="20" w:line="230"/>
+        <w:spacing w:after="14" w:line="224"/>
       </w:pPr>
       <w:r>
         <w:rPr>
@@ -1425,7 +1546,7 @@
           <w:ilvl w:val="0"/>
           <w:numId w:val="2"/>
         </w:numPr>
-        <w:spacing w:after="20" w:line="230"/>
+        <w:spacing w:after="14" w:line="224"/>
       </w:pPr>
       <w:r>
         <w:rPr>
@@ -1441,7 +1562,7 @@
         <w:tabs>
           <w:tab w:val="right" w:pos="9746"/>
         </w:tabs>
-        <w:spacing w:after="6" w:before="84"/>
+        <w:spacing w:after="6" w:before="72"/>
       </w:pPr>
       <w:r>
         <w:rPr>
@@ -1495,7 +1616,7 @@
           <w:ilvl w:val="0"/>
           <w:numId w:val="2"/>
         </w:numPr>
-        <w:spacing w:after="20" w:line="230"/>
+        <w:spacing w:after="14" w:line="224"/>
       </w:pPr>
       <w:r>
         <w:rPr>
@@ -1513,7 +1634,7 @@
           <w:ilvl w:val="0"/>
           <w:numId w:val="2"/>
         </w:numPr>
-        <w:spacing w:after="20" w:line="230"/>
+        <w:spacing w:after="14" w:line="224"/>
       </w:pPr>
       <w:r>
         <w:rPr>
@@ -1531,7 +1652,7 @@
           <w:ilvl w:val="0"/>
           <w:numId w:val="2"/>
         </w:numPr>
-        <w:spacing w:after="20" w:line="230"/>
+        <w:spacing w:after="14" w:line="224"/>
       </w:pPr>
       <w:r>
         <w:rPr>
@@ -1547,7 +1668,7 @@
         <w:tabs>
           <w:tab w:val="right" w:pos="9746"/>
         </w:tabs>
-        <w:spacing w:after="6" w:before="84"/>
+        <w:spacing w:after="6" w:before="72"/>
       </w:pPr>
       <w:r>
         <w:rPr>
@@ -1601,7 +1722,7 @@
           <w:ilvl w:val="0"/>
           <w:numId w:val="2"/>
         </w:numPr>
-        <w:spacing w:after="20" w:line="230"/>
+        <w:spacing w:after="14" w:line="224"/>
       </w:pPr>
       <w:r>
         <w:rPr>
@@ -1619,7 +1740,7 @@
           <w:ilvl w:val="0"/>
           <w:numId w:val="2"/>
         </w:numPr>
-        <w:spacing w:after="20" w:line="230"/>
+        <w:spacing w:after="14" w:line="224"/>
       </w:pPr>
       <w:r>
         <w:rPr>
@@ -1637,7 +1758,7 @@
           <w:ilvl w:val="0"/>
           <w:numId w:val="2"/>
         </w:numPr>
-        <w:spacing w:after="20" w:line="230"/>
+        <w:spacing w:after="14" w:line="224"/>
       </w:pPr>
       <w:r>
         <w:rPr>
@@ -1653,7 +1774,7 @@
         <w:tabs>
           <w:tab w:val="right" w:pos="9746"/>
         </w:tabs>
-        <w:spacing w:after="6" w:before="84"/>
+        <w:spacing w:after="6" w:before="72"/>
       </w:pPr>
       <w:r>
         <w:rPr>
@@ -1707,7 +1828,7 @@
           <w:ilvl w:val="0"/>
           <w:numId w:val="2"/>
         </w:numPr>
-        <w:spacing w:after="20" w:line="230"/>
+        <w:spacing w:after="14" w:line="224"/>
       </w:pPr>
       <w:r>
         <w:rPr>
@@ -1723,7 +1844,7 @@
         <w:pBdr>
           <w:bottom w:val="single" w:color="1F3864" w:sz="6" w:space="2"/>
         </w:pBdr>
-        <w:spacing w:after="62" w:before="118"/>
+        <w:spacing w:after="56" w:before="104"/>
       </w:pPr>
       <w:r>
         <w:rPr>
@@ -1914,7 +2035,7 @@
         <w:pBdr>
           <w:bottom w:val="single" w:color="1F3864" w:sz="6" w:space="2"/>
         </w:pBdr>
-        <w:spacing w:after="62" w:before="118"/>
+        <w:spacing w:after="56" w:before="104"/>
       </w:pPr>
       <w:r>
         <w:rPr>
@@ -1938,7 +2059,7 @@
           <w:sz w:val="21"/>
           <w:szCs w:val="21"/>
         </w:rPr>
-        <w:t xml:space="preserve">Ukrainian, Russian — Native    ·    English — C2    ·    German — B2    ·    Czech — B2    ·    Hebrew — Beginner</w:t>
+        <w:t xml:space="preserve">English — C2    ·    German — B2    ·    Czech — B2    ·    Hebrew — Beginner</w:t>
       </w:r>
     </w:p>
     <w:sectPr>
